--- a/Evaluation_Report.docx
+++ b/Evaluation_Report.docx
@@ -204,7 +204,7 @@
         <w:spacing w:after="160"/>
       </w:pPr>
       <w:r>
-        <w:t xml:space="preserve">The evaluator compares predicted boundaries to ground-truth boundaries and reports boundary precision, recall, and F1 at several temporal tolerances (a predicted boundary counts as correct if it falls within the tolerance of a true boundary). It also reports the mean absolute error (MAE) of matched boundaries, average segment intersection-over-union (IoU), and temporal coverage. Multiple tolerances are reported because, for procedural video, a boundary placed within roughly one to two seconds of the true transition is operationally useful.</w:t>
+        <w:t xml:space="preserve">The evaluator compares predicted boundaries to ground-truth boundaries and reports boundary precision, recall, and F1 at several temporal tolerances (a predicted boundary counts as correct if it falls within the tolerance of a true boundary). It also reports the mean absolute error (MAE) of matched boundaries, average segment intersection-over-union (IoU), and temporal coverage. Multiple tolerances are reported because, for procedural video, a boundary placed within roughly one to two seconds of the true transition is operationally useful. Predicted and ground-truth boundaries are matched optimally as a one-to-one assignment (the Hungarian algorithm), so the F1 score and the matched-boundary error are mutually consistent and do not depend on boundary ordering.</w:t>
       </w:r>
     </w:p>
     <w:p>
